--- a/Coding 1 - year/Unit 3 - Conditionals/Daily Lesson Plans/Word/Day 46.docx
+++ b/Coding 1 - year/Unit 3 - Conditionals/Daily Lesson Plans/Word/Day 46.docx
@@ -50,12 +50,15 @@
               </w:rPr>
               <w:t xml:space="preserve">Coding I — Full Year</w:t>
             </w:r>
-          </w:p>
-          <w:p>
-            <w:pPr>
-              <w:spacing w:before="40"/>
-              <w:jc w:val="center"/>
-            </w:pPr>
+            <w:r>
+              <w:rPr>
+                <w:rFonts w:ascii="Arial" w:cs="Arial" w:eastAsia="Arial" w:hAnsi="Arial"/>
+                <w:sz w:val="16"/>
+                <w:szCs w:val="16"/>
+              </w:rPr>
+              <w:br/>
+              <w:t xml:space="preserve"/>
+            </w:r>
             <w:r>
               <w:rPr>
                 <w:rFonts w:ascii="Arial" w:cs="Arial" w:eastAsia="Arial" w:hAnsi="Arial"/>
@@ -83,7 +86,7 @@
           <w:rFonts w:ascii="Arial" w:cs="Arial" w:eastAsia="Arial" w:hAnsi="Arial"/>
           <w:b/>
           <w:bCs/>
-          <w:color w:val="1F3864"/>
+          <w:color w:val="2B5797"/>
           <w:sz w:val="32"/>
           <w:szCs w:val="32"/>
         </w:rPr>
@@ -261,9 +264,9 @@
               <w:right w:val="single" w:color="CCCCCC" w:sz="1"/>
             </w:tcBorders>
             <w:tcMar>
-              <w:top w:type="dxa" w:w="60"/>
+              <w:top w:type="dxa" w:w="80"/>
               <w:left w:type="dxa" w:w="120"/>
-              <w:bottom w:type="dxa" w:w="60"/>
+              <w:bottom w:type="dxa" w:w="80"/>
               <w:right w:type="dxa" w:w="120"/>
             </w:tcMar>
           </w:tcPr>
@@ -290,20 +293,213 @@
               <w:right w:val="single" w:color="CCCCCC" w:sz="1"/>
             </w:tcBorders>
             <w:tcMar>
-              <w:top w:type="dxa" w:w="60"/>
+              <w:top w:type="dxa" w:w="80"/>
               <w:left w:type="dxa" w:w="120"/>
-              <w:bottom w:type="dxa" w:w="60"/>
+              <w:bottom w:type="dxa" w:w="80"/>
               <w:right w:type="dxa" w:w="120"/>
             </w:tcMar>
           </w:tcPr>
           <w:p>
-            <w:r>
-              <w:rPr>
-                <w:rFonts w:ascii="Arial" w:cs="Arial" w:eastAsia="Arial" w:hAnsi="Arial"/>
-                <w:sz w:val="20"/>
-                <w:szCs w:val="20"/>
+            <w:pPr>
+              <w:spacing w:after="80" w:before="80"/>
+            </w:pPr>
+            <w:r>
+              <w:rPr>
+                <w:rFonts w:ascii="Arial" w:cs="Arial" w:eastAsia="Arial" w:hAnsi="Arial"/>
+                <w:b/>
+                <w:bCs/>
+                <w:i w:val="false"/>
+                <w:iCs w:val="false"/>
+                <w:color w:val="000000"/>
+                <w:sz w:val="22"/>
+                <w:szCs w:val="22"/>
               </w:rPr>
               <w:t xml:space="preserve">Bell Ringer / Review</w:t>
+            </w:r>
+            <w:r>
+              <w:rPr>
+                <w:rFonts w:ascii="Arial" w:cs="Arial" w:eastAsia="Arial" w:hAnsi="Arial"/>
+                <w:sz w:val="20"/>
+                <w:szCs w:val="20"/>
+              </w:rPr>
+              <w:br/>
+              <w:t xml:space="preserve"/>
+            </w:r>
+            <w:r>
+              <w:rPr>
+                <w:rFonts w:ascii="Arial" w:cs="Arial" w:eastAsia="Arial" w:hAnsi="Arial"/>
+                <w:sz w:val="20"/>
+                <w:szCs w:val="20"/>
+              </w:rPr>
+              <w:br/>
+              <w:t xml:space="preserve"/>
+            </w:r>
+            <w:r>
+              <w:rPr>
+                <w:rFonts w:ascii="Arial" w:cs="Arial" w:eastAsia="Arial" w:hAnsi="Arial"/>
+                <w:b/>
+                <w:bCs/>
+                <w:i w:val="false"/>
+                <w:iCs w:val="false"/>
+                <w:color w:val="000000"/>
+                <w:sz w:val="20"/>
+                <w:szCs w:val="20"/>
+              </w:rPr>
+              <w:t xml:space="preserve">Quick Write </w:t>
+            </w:r>
+            <w:r>
+              <w:rPr>
+                <w:rFonts w:ascii="Arial" w:cs="Arial" w:eastAsia="Arial" w:hAnsi="Arial"/>
+                <w:b w:val="false"/>
+                <w:bCs w:val="false"/>
+                <w:i w:val="false"/>
+                <w:iCs w:val="false"/>
+                <w:color w:val="000000"/>
+                <w:sz w:val="20"/>
+                <w:szCs w:val="20"/>
+              </w:rPr>
+              <w:t xml:space="preserve">(3 min — written or verbal):</w:t>
+            </w:r>
+            <w:r>
+              <w:rPr>
+                <w:rFonts w:ascii="Arial" w:cs="Arial" w:eastAsia="Arial" w:hAnsi="Arial"/>
+                <w:sz w:val="20"/>
+                <w:szCs w:val="20"/>
+              </w:rPr>
+              <w:br/>
+              <w:t xml:space="preserve"/>
+            </w:r>
+            <w:r>
+              <w:rPr>
+                <w:rFonts w:ascii="Arial" w:cs="Arial" w:eastAsia="Arial" w:hAnsi="Arial"/>
+                <w:b w:val="false"/>
+                <w:bCs w:val="false"/>
+                <w:i w:val="false"/>
+                <w:iCs w:val="false"/>
+                <w:color w:val="000000"/>
+                <w:sz w:val="20"/>
+                <w:szCs w:val="20"/>
+              </w:rPr>
+              <w:t xml:space="preserve">    In your own words: Evaluate Boolean expressions and understand comparison operators (==, !=, &lt;, &gt;, &lt;=, &gt;=)?</w:t>
+            </w:r>
+            <w:r>
+              <w:rPr>
+                <w:rFonts w:ascii="Arial" w:cs="Arial" w:eastAsia="Arial" w:hAnsi="Arial"/>
+                <w:sz w:val="20"/>
+                <w:szCs w:val="20"/>
+              </w:rPr>
+              <w:br/>
+              <w:t xml:space="preserve"/>
+            </w:r>
+            <w:r>
+              <w:rPr>
+                <w:rFonts w:ascii="Arial" w:cs="Arial" w:eastAsia="Arial" w:hAnsi="Arial"/>
+                <w:sz w:val="20"/>
+                <w:szCs w:val="20"/>
+              </w:rPr>
+              <w:br/>
+              <w:t xml:space="preserve"/>
+            </w:r>
+            <w:r>
+              <w:rPr>
+                <w:rFonts w:ascii="Arial" w:cs="Arial" w:eastAsia="Arial" w:hAnsi="Arial"/>
+                <w:b/>
+                <w:bCs/>
+                <w:i w:val="false"/>
+                <w:iCs w:val="false"/>
+                <w:color w:val="000000"/>
+                <w:sz w:val="20"/>
+                <w:szCs w:val="20"/>
+              </w:rPr>
+              <w:t xml:space="preserve">Vocabulary Preview — </w:t>
+            </w:r>
+            <w:r>
+              <w:rPr>
+                <w:rFonts w:ascii="Arial" w:cs="Arial" w:eastAsia="Arial" w:hAnsi="Arial"/>
+                <w:b w:val="false"/>
+                <w:bCs w:val="false"/>
+                <w:i w:val="false"/>
+                <w:iCs w:val="false"/>
+                <w:color w:val="000000"/>
+                <w:sz w:val="20"/>
+                <w:szCs w:val="20"/>
+              </w:rPr>
+              <w:t xml:space="preserve">terms we'll use today:</w:t>
+            </w:r>
+            <w:r>
+              <w:rPr>
+                <w:rFonts w:ascii="Arial" w:cs="Arial" w:eastAsia="Arial" w:hAnsi="Arial"/>
+                <w:sz w:val="20"/>
+                <w:szCs w:val="20"/>
+              </w:rPr>
+              <w:br/>
+              <w:t xml:space="preserve"/>
+            </w:r>
+            <w:r>
+              <w:rPr>
+                <w:rFonts w:ascii="Arial" w:cs="Arial" w:eastAsia="Arial" w:hAnsi="Arial"/>
+                <w:b w:val="false"/>
+                <w:bCs w:val="false"/>
+                <w:i w:val="false"/>
+                <w:iCs w:val="false"/>
+                <w:color w:val="000000"/>
+                <w:sz w:val="20"/>
+                <w:szCs w:val="20"/>
+              </w:rPr>
+              <w:t xml:space="preserve">    • Boolean expression   •   Comparison operators   •   Important   •   alphabetically</w:t>
+            </w:r>
+            <w:r>
+              <w:rPr>
+                <w:rFonts w:ascii="Arial" w:cs="Arial" w:eastAsia="Arial" w:hAnsi="Arial"/>
+                <w:sz w:val="20"/>
+                <w:szCs w:val="20"/>
+              </w:rPr>
+              <w:br/>
+              <w:t xml:space="preserve"/>
+            </w:r>
+            <w:r>
+              <w:rPr>
+                <w:rFonts w:ascii="Arial" w:cs="Arial" w:eastAsia="Arial" w:hAnsi="Arial"/>
+                <w:sz w:val="20"/>
+                <w:szCs w:val="20"/>
+              </w:rPr>
+              <w:br/>
+              <w:t xml:space="preserve"/>
+            </w:r>
+            <w:r>
+              <w:rPr>
+                <w:rFonts w:ascii="Arial" w:cs="Arial" w:eastAsia="Arial" w:hAnsi="Arial"/>
+                <w:b w:val="false"/>
+                <w:bCs w:val="false"/>
+                <w:i/>
+                <w:iCs/>
+                <w:color w:val="444444"/>
+                <w:sz w:val="20"/>
+                <w:szCs w:val="20"/>
+              </w:rPr>
+              <w:t xml:space="preserve">Today's Goal: By the end of class you will be able to evaluate Boolean expressions and understand comparison operators (==, !=, &lt;, &gt;, &lt;=, &gt;=).</w:t>
+            </w:r>
+            <w:r>
+              <w:rPr>
+                <w:rFonts w:ascii="Arial" w:cs="Arial" w:eastAsia="Arial" w:hAnsi="Arial"/>
+                <w:sz w:val="20"/>
+                <w:szCs w:val="20"/>
+              </w:rPr>
+              <w:br/>
+              <w:t xml:space="preserve"/>
+            </w:r>
+            <w:r>
+              <w:rPr>
+                <w:rFonts w:ascii="Arial" w:cs="Arial" w:eastAsia="Arial" w:hAnsi="Arial"/>
+                <w:b w:val="false"/>
+                <w:bCs w:val="false"/>
+                <w:i/>
+                <w:iCs/>
+                <w:color w:val="555555"/>
+                <w:sz w:val="20"/>
+                <w:szCs w:val="20"/>
+              </w:rPr>
+              <w:t xml:space="preserve">→ Pair-share your response, then 2–3 students share with the class.</w:t>
             </w:r>
           </w:p>
         </w:tc>
@@ -319,9 +515,9 @@
               <w:right w:val="single" w:color="CCCCCC" w:sz="1"/>
             </w:tcBorders>
             <w:tcMar>
-              <w:top w:type="dxa" w:w="60"/>
+              <w:top w:type="dxa" w:w="80"/>
               <w:left w:type="dxa" w:w="120"/>
-              <w:bottom w:type="dxa" w:w="60"/>
+              <w:bottom w:type="dxa" w:w="80"/>
               <w:right w:type="dxa" w:w="120"/>
             </w:tcMar>
           </w:tcPr>
@@ -348,20 +544,424 @@
               <w:right w:val="single" w:color="CCCCCC" w:sz="1"/>
             </w:tcBorders>
             <w:tcMar>
-              <w:top w:type="dxa" w:w="60"/>
+              <w:top w:type="dxa" w:w="80"/>
               <w:left w:type="dxa" w:w="120"/>
-              <w:bottom w:type="dxa" w:w="60"/>
+              <w:bottom w:type="dxa" w:w="80"/>
               <w:right w:type="dxa" w:w="120"/>
             </w:tcMar>
           </w:tcPr>
           <w:p>
-            <w:r>
-              <w:rPr>
-                <w:rFonts w:ascii="Arial" w:cs="Arial" w:eastAsia="Arial" w:hAnsi="Arial"/>
-                <w:sz w:val="20"/>
-                <w:szCs w:val="20"/>
-              </w:rPr>
-              <w:t xml:space="preserve">Mini Lesson: Boolean Expressions &amp; Comparison Operators</w:t>
+            <w:pPr>
+              <w:spacing w:after="80" w:before="80"/>
+            </w:pPr>
+            <w:r>
+              <w:rPr>
+                <w:rFonts w:ascii="Arial" w:cs="Arial" w:eastAsia="Arial" w:hAnsi="Arial"/>
+                <w:b/>
+                <w:bCs/>
+                <w:i w:val="false"/>
+                <w:iCs w:val="false"/>
+                <w:color w:val="000000"/>
+                <w:sz w:val="22"/>
+                <w:szCs w:val="22"/>
+              </w:rPr>
+              <w:t xml:space="preserve">Mini Lesson: </w:t>
+            </w:r>
+            <w:r>
+              <w:rPr>
+                <w:rFonts w:ascii="Arial" w:cs="Arial" w:eastAsia="Arial" w:hAnsi="Arial"/>
+                <w:b w:val="false"/>
+                <w:bCs w:val="false"/>
+                <w:i w:val="false"/>
+                <w:iCs w:val="false"/>
+                <w:color w:val="000000"/>
+                <w:sz w:val="22"/>
+                <w:szCs w:val="22"/>
+              </w:rPr>
+              <w:t xml:space="preserve">Boolean Expressions &amp; Comparison Operators</w:t>
+            </w:r>
+            <w:r>
+              <w:rPr>
+                <w:rFonts w:ascii="Arial" w:cs="Arial" w:eastAsia="Arial" w:hAnsi="Arial"/>
+                <w:sz w:val="20"/>
+                <w:szCs w:val="20"/>
+              </w:rPr>
+              <w:br/>
+              <w:t xml:space="preserve"/>
+            </w:r>
+            <w:r>
+              <w:rPr>
+                <w:rFonts w:ascii="Arial" w:cs="Arial" w:eastAsia="Arial" w:hAnsi="Arial"/>
+                <w:sz w:val="20"/>
+                <w:szCs w:val="20"/>
+              </w:rPr>
+              <w:br/>
+              <w:t xml:space="preserve"/>
+            </w:r>
+            <w:r>
+              <w:rPr>
+                <w:rFonts w:ascii="Arial" w:cs="Arial" w:eastAsia="Arial" w:hAnsi="Arial"/>
+                <w:b/>
+                <w:bCs/>
+                <w:i/>
+                <w:iCs/>
+                <w:color w:val="000000"/>
+                <w:sz w:val="20"/>
+                <w:szCs w:val="20"/>
+              </w:rPr>
+              <w:t xml:space="preserve">Learning Target: </w:t>
+            </w:r>
+            <w:r>
+              <w:rPr>
+                <w:rFonts w:ascii="Arial" w:cs="Arial" w:eastAsia="Arial" w:hAnsi="Arial"/>
+                <w:b w:val="false"/>
+                <w:bCs w:val="false"/>
+                <w:i/>
+                <w:iCs/>
+                <w:color w:val="333333"/>
+                <w:sz w:val="20"/>
+                <w:szCs w:val="20"/>
+              </w:rPr>
+              <w:t xml:space="preserve">I can evaluate Boolean expressions and understand comparison operators (==, !=, &lt;, &gt;, &lt;=, &gt;=).</w:t>
+            </w:r>
+            <w:r>
+              <w:rPr>
+                <w:rFonts w:ascii="Arial" w:cs="Arial" w:eastAsia="Arial" w:hAnsi="Arial"/>
+                <w:sz w:val="20"/>
+                <w:szCs w:val="20"/>
+              </w:rPr>
+              <w:br/>
+              <w:t xml:space="preserve"/>
+            </w:r>
+            <w:r>
+              <w:rPr>
+                <w:rFonts w:ascii="Arial" w:cs="Arial" w:eastAsia="Arial" w:hAnsi="Arial"/>
+                <w:sz w:val="20"/>
+                <w:szCs w:val="20"/>
+              </w:rPr>
+              <w:br/>
+              <w:t xml:space="preserve"/>
+            </w:r>
+            <w:r>
+              <w:rPr>
+                <w:rFonts w:ascii="Arial" w:cs="Arial" w:eastAsia="Arial" w:hAnsi="Arial"/>
+                <w:b w:val="false"/>
+                <w:bCs w:val="false"/>
+                <w:i w:val="false"/>
+                <w:iCs w:val="false"/>
+                <w:color w:val="000000"/>
+                <w:sz w:val="20"/>
+                <w:szCs w:val="20"/>
+              </w:rPr>
+              <w:t xml:space="preserve">A Boolean expression is any expression that evaluates to either True or False. These are the foundation of all decision-making in programs.</w:t>
+            </w:r>
+            <w:r>
+              <w:rPr>
+                <w:rFonts w:ascii="Arial" w:cs="Arial" w:eastAsia="Arial" w:hAnsi="Arial"/>
+                <w:sz w:val="20"/>
+                <w:szCs w:val="20"/>
+              </w:rPr>
+              <w:br/>
+              <w:t xml:space="preserve"/>
+            </w:r>
+            <w:r>
+              <w:rPr>
+                <w:rFonts w:ascii="Arial" w:cs="Arial" w:eastAsia="Arial" w:hAnsi="Arial"/>
+                <w:b w:val="false"/>
+                <w:bCs w:val="false"/>
+                <w:i w:val="false"/>
+                <w:iCs w:val="false"/>
+                <w:color w:val="000000"/>
+                <w:sz w:val="20"/>
+                <w:szCs w:val="20"/>
+              </w:rPr>
+              <w:t xml:space="preserve">Comparison operators create Boolean results:</w:t>
+            </w:r>
+            <w:r>
+              <w:rPr>
+                <w:rFonts w:ascii="Arial" w:cs="Arial" w:eastAsia="Arial" w:hAnsi="Arial"/>
+                <w:sz w:val="20"/>
+                <w:szCs w:val="20"/>
+              </w:rPr>
+              <w:br/>
+              <w:t xml:space="preserve"/>
+            </w:r>
+            <w:r>
+              <w:rPr>
+                <w:rFonts w:ascii="Arial" w:cs="Arial" w:eastAsia="Arial" w:hAnsi="Arial"/>
+                <w:sz w:val="20"/>
+                <w:szCs w:val="20"/>
+              </w:rPr>
+              <w:br/>
+              <w:t xml:space="preserve"/>
+            </w:r>
+            <w:r>
+              <w:rPr>
+                <w:rFonts w:ascii="Arial" w:cs="Arial" w:eastAsia="Arial" w:hAnsi="Arial"/>
+                <w:b/>
+                <w:bCs/>
+                <w:i w:val="false"/>
+                <w:iCs w:val="false"/>
+                <w:color w:val="000000"/>
+                <w:sz w:val="20"/>
+                <w:szCs w:val="20"/>
+              </w:rPr>
+              <w:t xml:space="preserve">Key Concepts:</w:t>
+            </w:r>
+            <w:r>
+              <w:rPr>
+                <w:rFonts w:ascii="Arial" w:cs="Arial" w:eastAsia="Arial" w:hAnsi="Arial"/>
+                <w:sz w:val="20"/>
+                <w:szCs w:val="20"/>
+              </w:rPr>
+              <w:br/>
+              <w:t xml:space="preserve"/>
+            </w:r>
+            <w:r>
+              <w:rPr>
+                <w:rFonts w:ascii="Arial" w:cs="Arial" w:eastAsia="Arial" w:hAnsi="Arial"/>
+                <w:b w:val="false"/>
+                <w:bCs w:val="false"/>
+                <w:i w:val="false"/>
+                <w:iCs w:val="false"/>
+                <w:color w:val="000000"/>
+                <w:sz w:val="20"/>
+                <w:szCs w:val="20"/>
+              </w:rPr>
+              <w:t xml:space="preserve">    • == equal to</w:t>
+            </w:r>
+            <w:r>
+              <w:rPr>
+                <w:rFonts w:ascii="Arial" w:cs="Arial" w:eastAsia="Arial" w:hAnsi="Arial"/>
+                <w:sz w:val="20"/>
+                <w:szCs w:val="20"/>
+              </w:rPr>
+              <w:br/>
+              <w:t xml:space="preserve"/>
+            </w:r>
+            <w:r>
+              <w:rPr>
+                <w:rFonts w:ascii="Arial" w:cs="Arial" w:eastAsia="Arial" w:hAnsi="Arial"/>
+                <w:b w:val="false"/>
+                <w:bCs w:val="false"/>
+                <w:i w:val="false"/>
+                <w:iCs w:val="false"/>
+                <w:color w:val="000000"/>
+                <w:sz w:val="20"/>
+                <w:szCs w:val="20"/>
+              </w:rPr>
+              <w:t xml:space="preserve">    • != not equal to</w:t>
+            </w:r>
+            <w:r>
+              <w:rPr>
+                <w:rFonts w:ascii="Arial" w:cs="Arial" w:eastAsia="Arial" w:hAnsi="Arial"/>
+                <w:sz w:val="20"/>
+                <w:szCs w:val="20"/>
+              </w:rPr>
+              <w:br/>
+              <w:t xml:space="preserve"/>
+            </w:r>
+            <w:r>
+              <w:rPr>
+                <w:rFonts w:ascii="Arial" w:cs="Arial" w:eastAsia="Arial" w:hAnsi="Arial"/>
+                <w:b w:val="false"/>
+                <w:bCs w:val="false"/>
+                <w:i w:val="false"/>
+                <w:iCs w:val="false"/>
+                <w:color w:val="000000"/>
+                <w:sz w:val="20"/>
+                <w:szCs w:val="20"/>
+              </w:rPr>
+              <w:t xml:space="preserve">    • &gt; greater than</w:t>
+            </w:r>
+            <w:r>
+              <w:rPr>
+                <w:rFonts w:ascii="Arial" w:cs="Arial" w:eastAsia="Arial" w:hAnsi="Arial"/>
+                <w:sz w:val="20"/>
+                <w:szCs w:val="20"/>
+              </w:rPr>
+              <w:br/>
+              <w:t xml:space="preserve"/>
+            </w:r>
+            <w:r>
+              <w:rPr>
+                <w:rFonts w:ascii="Arial" w:cs="Arial" w:eastAsia="Arial" w:hAnsi="Arial"/>
+                <w:b w:val="false"/>
+                <w:bCs w:val="false"/>
+                <w:i w:val="false"/>
+                <w:iCs w:val="false"/>
+                <w:color w:val="000000"/>
+                <w:sz w:val="20"/>
+                <w:szCs w:val="20"/>
+              </w:rPr>
+              <w:t xml:space="preserve">    • &lt; less than</w:t>
+            </w:r>
+            <w:r>
+              <w:rPr>
+                <w:rFonts w:ascii="Arial" w:cs="Arial" w:eastAsia="Arial" w:hAnsi="Arial"/>
+                <w:sz w:val="20"/>
+                <w:szCs w:val="20"/>
+              </w:rPr>
+              <w:br/>
+              <w:t xml:space="preserve"/>
+            </w:r>
+            <w:r>
+              <w:rPr>
+                <w:rFonts w:ascii="Arial" w:cs="Arial" w:eastAsia="Arial" w:hAnsi="Arial"/>
+                <w:b w:val="false"/>
+                <w:bCs w:val="false"/>
+                <w:i w:val="false"/>
+                <w:iCs w:val="false"/>
+                <w:color w:val="000000"/>
+                <w:sz w:val="20"/>
+                <w:szCs w:val="20"/>
+              </w:rPr>
+              <w:t xml:space="preserve">    • &gt;= greater than or equal to</w:t>
+            </w:r>
+            <w:r>
+              <w:rPr>
+                <w:rFonts w:ascii="Arial" w:cs="Arial" w:eastAsia="Arial" w:hAnsi="Arial"/>
+                <w:sz w:val="20"/>
+                <w:szCs w:val="20"/>
+              </w:rPr>
+              <w:br/>
+              <w:t xml:space="preserve"/>
+            </w:r>
+            <w:r>
+              <w:rPr>
+                <w:rFonts w:ascii="Arial" w:cs="Arial" w:eastAsia="Arial" w:hAnsi="Arial"/>
+                <w:b w:val="false"/>
+                <w:bCs w:val="false"/>
+                <w:i w:val="false"/>
+                <w:iCs w:val="false"/>
+                <w:color w:val="000000"/>
+                <w:sz w:val="20"/>
+                <w:szCs w:val="20"/>
+              </w:rPr>
+              <w:t xml:space="preserve">    • &lt;= less than or equal to</w:t>
+            </w:r>
+            <w:r>
+              <w:rPr>
+                <w:rFonts w:ascii="Arial" w:cs="Arial" w:eastAsia="Arial" w:hAnsi="Arial"/>
+                <w:sz w:val="20"/>
+                <w:szCs w:val="20"/>
+              </w:rPr>
+              <w:br/>
+              <w:t xml:space="preserve"/>
+            </w:r>
+            <w:r>
+              <w:rPr>
+                <w:rFonts w:ascii="Arial" w:cs="Arial" w:eastAsia="Arial" w:hAnsi="Arial"/>
+                <w:sz w:val="20"/>
+                <w:szCs w:val="20"/>
+              </w:rPr>
+              <w:br/>
+              <w:t xml:space="preserve"/>
+            </w:r>
+            <w:r>
+              <w:rPr>
+                <w:rFonts w:ascii="Arial" w:cs="Arial" w:eastAsia="Arial" w:hAnsi="Arial"/>
+                <w:b/>
+                <w:bCs/>
+                <w:i w:val="false"/>
+                <w:iCs w:val="false"/>
+                <w:color w:val="000000"/>
+                <w:sz w:val="20"/>
+                <w:szCs w:val="20"/>
+              </w:rPr>
+              <w:t xml:space="preserve">Vocabulary: </w:t>
+            </w:r>
+            <w:r>
+              <w:rPr>
+                <w:rFonts w:ascii="Arial" w:cs="Arial" w:eastAsia="Arial" w:hAnsi="Arial"/>
+                <w:b w:val="false"/>
+                <w:bCs w:val="false"/>
+                <w:i w:val="false"/>
+                <w:iCs w:val="false"/>
+                <w:color w:val="000000"/>
+                <w:sz w:val="20"/>
+                <w:szCs w:val="20"/>
+              </w:rPr>
+              <w:t xml:space="preserve">Boolean expression, Comparison operators, Important, alphabetically</w:t>
+            </w:r>
+            <w:r>
+              <w:rPr>
+                <w:rFonts w:ascii="Arial" w:cs="Arial" w:eastAsia="Arial" w:hAnsi="Arial"/>
+                <w:sz w:val="20"/>
+                <w:szCs w:val="20"/>
+              </w:rPr>
+              <w:br/>
+              <w:t xml:space="preserve"/>
+            </w:r>
+            <w:r>
+              <w:rPr>
+                <w:rFonts w:ascii="Arial" w:cs="Arial" w:eastAsia="Arial" w:hAnsi="Arial"/>
+                <w:sz w:val="20"/>
+                <w:szCs w:val="20"/>
+              </w:rPr>
+              <w:br/>
+              <w:t xml:space="preserve"/>
+            </w:r>
+            <w:r>
+              <w:rPr>
+                <w:rFonts w:ascii="Arial" w:cs="Arial" w:eastAsia="Arial" w:hAnsi="Arial"/>
+                <w:b/>
+                <w:bCs/>
+                <w:i/>
+                <w:iCs/>
+                <w:color w:val="555555"/>
+                <w:sz w:val="20"/>
+                <w:szCs w:val="20"/>
+              </w:rPr>
+              <w:t xml:space="preserve">→ Live Demo — </w:t>
+            </w:r>
+            <w:r>
+              <w:rPr>
+                <w:rFonts w:ascii="Arial" w:cs="Arial" w:eastAsia="Arial" w:hAnsi="Arial"/>
+                <w:b w:val="false"/>
+                <w:bCs w:val="false"/>
+                <w:i/>
+                <w:iCs/>
+                <w:color w:val="555555"/>
+                <w:sz w:val="20"/>
+                <w:szCs w:val="20"/>
+              </w:rPr>
+              <w:t xml:space="preserve">type examples as students follow along in their own editor.</w:t>
+            </w:r>
+            <w:r>
+              <w:rPr>
+                <w:rFonts w:ascii="Arial" w:cs="Arial" w:eastAsia="Arial" w:hAnsi="Arial"/>
+                <w:sz w:val="20"/>
+                <w:szCs w:val="20"/>
+              </w:rPr>
+              <w:br/>
+              <w:t xml:space="preserve"/>
+            </w:r>
+            <w:r>
+              <w:rPr>
+                <w:rFonts w:ascii="Arial" w:cs="Arial" w:eastAsia="Arial" w:hAnsi="Arial"/>
+                <w:b/>
+                <w:bCs/>
+                <w:i/>
+                <w:iCs/>
+                <w:color w:val="555555"/>
+                <w:sz w:val="20"/>
+                <w:szCs w:val="20"/>
+              </w:rPr>
+              <w:t xml:space="preserve">→ Check for Understanding: </w:t>
+            </w:r>
+            <w:r>
+              <w:rPr>
+                <w:rFonts w:ascii="Arial" w:cs="Arial" w:eastAsia="Arial" w:hAnsi="Arial"/>
+                <w:b w:val="false"/>
+                <w:bCs w:val="false"/>
+                <w:i/>
+                <w:iCs/>
+                <w:color w:val="555555"/>
+                <w:sz w:val="20"/>
+                <w:szCs w:val="20"/>
+              </w:rPr>
+              <w:t xml:space="preserve">pause and cold-call: “Can someone explain what we just did in their own words?”</w:t>
             </w:r>
           </w:p>
         </w:tc>
@@ -377,9 +977,9 @@
               <w:right w:val="single" w:color="CCCCCC" w:sz="1"/>
             </w:tcBorders>
             <w:tcMar>
-              <w:top w:type="dxa" w:w="60"/>
+              <w:top w:type="dxa" w:w="80"/>
               <w:left w:type="dxa" w:w="120"/>
-              <w:bottom w:type="dxa" w:w="60"/>
+              <w:bottom w:type="dxa" w:w="80"/>
               <w:right w:type="dxa" w:w="120"/>
             </w:tcMar>
           </w:tcPr>
@@ -406,20 +1006,90 @@
               <w:right w:val="single" w:color="CCCCCC" w:sz="1"/>
             </w:tcBorders>
             <w:tcMar>
-              <w:top w:type="dxa" w:w="60"/>
+              <w:top w:type="dxa" w:w="80"/>
               <w:left w:type="dxa" w:w="120"/>
-              <w:bottom w:type="dxa" w:w="60"/>
+              <w:bottom w:type="dxa" w:w="80"/>
               <w:right w:type="dxa" w:w="120"/>
             </w:tcMar>
           </w:tcPr>
           <w:p>
-            <w:r>
-              <w:rPr>
-                <w:rFonts w:ascii="Arial" w:cs="Arial" w:eastAsia="Arial" w:hAnsi="Arial"/>
-                <w:sz w:val="20"/>
-                <w:szCs w:val="20"/>
+            <w:pPr>
+              <w:spacing w:after="80" w:before="80"/>
+            </w:pPr>
+            <w:r>
+              <w:rPr>
+                <w:rFonts w:ascii="Arial" w:cs="Arial" w:eastAsia="Arial" w:hAnsi="Arial"/>
+                <w:b/>
+                <w:bCs/>
+                <w:i w:val="false"/>
+                <w:iCs w:val="false"/>
+                <w:color w:val="000000"/>
+                <w:sz w:val="22"/>
+                <w:szCs w:val="22"/>
               </w:rPr>
               <w:t xml:space="preserve">Guided Practice</w:t>
+            </w:r>
+            <w:r>
+              <w:rPr>
+                <w:rFonts w:ascii="Arial" w:cs="Arial" w:eastAsia="Arial" w:hAnsi="Arial"/>
+                <w:sz w:val="20"/>
+                <w:szCs w:val="20"/>
+              </w:rPr>
+              <w:br/>
+              <w:t xml:space="preserve"/>
+            </w:r>
+            <w:r>
+              <w:rPr>
+                <w:rFonts w:ascii="Arial" w:cs="Arial" w:eastAsia="Arial" w:hAnsi="Arial"/>
+                <w:sz w:val="20"/>
+                <w:szCs w:val="20"/>
+              </w:rPr>
+              <w:br/>
+              <w:t xml:space="preserve"/>
+            </w:r>
+            <w:r>
+              <w:rPr>
+                <w:rFonts w:ascii="Arial" w:cs="Arial" w:eastAsia="Arial" w:hAnsi="Arial"/>
+                <w:b w:val="false"/>
+                <w:bCs w:val="false"/>
+                <w:i w:val="false"/>
+                <w:iCs w:val="false"/>
+                <w:color w:val="000000"/>
+                <w:sz w:val="20"/>
+                <w:szCs w:val="20"/>
+              </w:rPr>
+              <w:t xml:space="preserve">Activity: Prediction Game</w:t>
+            </w:r>
+            <w:r>
+              <w:rPr>
+                <w:rFonts w:ascii="Arial" w:cs="Arial" w:eastAsia="Arial" w:hAnsi="Arial"/>
+                <w:sz w:val="20"/>
+                <w:szCs w:val="20"/>
+              </w:rPr>
+              <w:br/>
+              <w:t xml:space="preserve"/>
+            </w:r>
+            <w:r>
+              <w:rPr>
+                <w:rFonts w:ascii="Arial" w:cs="Arial" w:eastAsia="Arial" w:hAnsi="Arial"/>
+                <w:sz w:val="20"/>
+                <w:szCs w:val="20"/>
+              </w:rPr>
+              <w:br/>
+              <w:t xml:space="preserve"/>
+            </w:r>
+            <w:r>
+              <w:rPr>
+                <w:rFonts w:ascii="Arial" w:cs="Arial" w:eastAsia="Arial" w:hAnsi="Arial"/>
+                <w:b w:val="false"/>
+                <w:bCs w:val="false"/>
+                <w:i/>
+                <w:iCs/>
+                <w:color w:val="555555"/>
+                <w:sz w:val="20"/>
+                <w:szCs w:val="20"/>
+              </w:rPr>
+              <w:t xml:space="preserve">→ Teacher models — students try alongside, then compare results.</w:t>
             </w:r>
           </w:p>
         </w:tc>
@@ -435,9 +1105,9 @@
               <w:right w:val="single" w:color="CCCCCC" w:sz="1"/>
             </w:tcBorders>
             <w:tcMar>
-              <w:top w:type="dxa" w:w="60"/>
+              <w:top w:type="dxa" w:w="80"/>
               <w:left w:type="dxa" w:w="120"/>
-              <w:bottom w:type="dxa" w:w="60"/>
+              <w:bottom w:type="dxa" w:w="80"/>
               <w:right w:type="dxa" w:w="120"/>
             </w:tcMar>
           </w:tcPr>
@@ -450,7 +1120,7 @@
                 <w:sz w:val="20"/>
                 <w:szCs w:val="20"/>
               </w:rPr>
-              <w:t xml:space="preserve">15-20 min</w:t>
+              <w:t xml:space="preserve">15–20 min</w:t>
             </w:r>
           </w:p>
         </w:tc>
@@ -464,20 +1134,164 @@
               <w:right w:val="single" w:color="CCCCCC" w:sz="1"/>
             </w:tcBorders>
             <w:tcMar>
-              <w:top w:type="dxa" w:w="60"/>
+              <w:top w:type="dxa" w:w="80"/>
               <w:left w:type="dxa" w:w="120"/>
-              <w:bottom w:type="dxa" w:w="60"/>
+              <w:bottom w:type="dxa" w:w="80"/>
               <w:right w:type="dxa" w:w="120"/>
             </w:tcMar>
           </w:tcPr>
           <w:p>
-            <w:r>
-              <w:rPr>
-                <w:rFonts w:ascii="Arial" w:cs="Arial" w:eastAsia="Arial" w:hAnsi="Arial"/>
-                <w:sz w:val="20"/>
-                <w:szCs w:val="20"/>
+            <w:pPr>
+              <w:spacing w:after="80" w:before="80"/>
+            </w:pPr>
+            <w:r>
+              <w:rPr>
+                <w:rFonts w:ascii="Arial" w:cs="Arial" w:eastAsia="Arial" w:hAnsi="Arial"/>
+                <w:b/>
+                <w:bCs/>
+                <w:i w:val="false"/>
+                <w:iCs w:val="false"/>
+                <w:color w:val="000000"/>
+                <w:sz w:val="22"/>
+                <w:szCs w:val="22"/>
               </w:rPr>
               <w:t xml:space="preserve">Independent Practice / Code Along</w:t>
+            </w:r>
+            <w:r>
+              <w:rPr>
+                <w:rFonts w:ascii="Arial" w:cs="Arial" w:eastAsia="Arial" w:hAnsi="Arial"/>
+                <w:sz w:val="20"/>
+                <w:szCs w:val="20"/>
+              </w:rPr>
+              <w:br/>
+              <w:t xml:space="preserve"/>
+            </w:r>
+            <w:r>
+              <w:rPr>
+                <w:rFonts w:ascii="Arial" w:cs="Arial" w:eastAsia="Arial" w:hAnsi="Arial"/>
+                <w:b/>
+                <w:bCs/>
+                <w:i w:val="false"/>
+                <w:iCs w:val="false"/>
+                <w:color w:val="000000"/>
+                <w:sz w:val="20"/>
+                <w:szCs w:val="20"/>
+              </w:rPr>
+              <w:t xml:space="preserve">    Beginner: </w:t>
+            </w:r>
+            <w:r>
+              <w:rPr>
+                <w:rFonts w:ascii="Arial" w:cs="Arial" w:eastAsia="Arial" w:hAnsi="Arial"/>
+                <w:b w:val="false"/>
+                <w:bCs w:val="false"/>
+                <w:i w:val="false"/>
+                <w:iCs w:val="false"/>
+                <w:color w:val="000000"/>
+                <w:sz w:val="20"/>
+                <w:szCs w:val="20"/>
+              </w:rPr>
+              <w:t xml:space="preserve">: Try mixing numbers, strings, and comparisons. What happens when you compare a number to a string? -</w:t>
+            </w:r>
+            <w:r>
+              <w:rPr>
+                <w:rFonts w:ascii="Arial" w:cs="Arial" w:eastAsia="Arial" w:hAnsi="Arial"/>
+                <w:sz w:val="20"/>
+                <w:szCs w:val="20"/>
+              </w:rPr>
+              <w:br/>
+              <w:t xml:space="preserve"/>
+            </w:r>
+            <w:r>
+              <w:rPr>
+                <w:rFonts w:ascii="Arial" w:cs="Arial" w:eastAsia="Arial" w:hAnsi="Arial"/>
+                <w:b/>
+                <w:bCs/>
+                <w:i w:val="false"/>
+                <w:iCs w:val="false"/>
+                <w:color w:val="000000"/>
+                <w:sz w:val="20"/>
+                <w:szCs w:val="20"/>
+              </w:rPr>
+              <w:t xml:space="preserve">    Intermediate: </w:t>
+            </w:r>
+            <w:r>
+              <w:rPr>
+                <w:rFonts w:ascii="Arial" w:cs="Arial" w:eastAsia="Arial" w:hAnsi="Arial"/>
+                <w:b w:val="false"/>
+                <w:bCs w:val="false"/>
+                <w:i w:val="false"/>
+                <w:iCs w:val="false"/>
+                <w:color w:val="000000"/>
+                <w:sz w:val="20"/>
+                <w:szCs w:val="20"/>
+              </w:rPr>
+              <w:t xml:space="preserve">: Remember alphabetical (lexicographic) order: "a" &lt; "b" &lt; "c", etc. -</w:t>
+            </w:r>
+            <w:r>
+              <w:rPr>
+                <w:rFonts w:ascii="Arial" w:cs="Arial" w:eastAsia="Arial" w:hAnsi="Arial"/>
+                <w:sz w:val="20"/>
+                <w:szCs w:val="20"/>
+              </w:rPr>
+              <w:br/>
+              <w:t xml:space="preserve"/>
+            </w:r>
+            <w:r>
+              <w:rPr>
+                <w:rFonts w:ascii="Arial" w:cs="Arial" w:eastAsia="Arial" w:hAnsi="Arial"/>
+                <w:b/>
+                <w:bCs/>
+                <w:i w:val="false"/>
+                <w:iCs w:val="false"/>
+                <w:color w:val="000000"/>
+                <w:sz w:val="20"/>
+                <w:szCs w:val="20"/>
+              </w:rPr>
+              <w:t xml:space="preserve">    Challenge: </w:t>
+            </w:r>
+            <w:r>
+              <w:rPr>
+                <w:rFonts w:ascii="Arial" w:cs="Arial" w:eastAsia="Arial" w:hAnsi="Arial"/>
+                <w:b w:val="false"/>
+                <w:bCs w:val="false"/>
+                <w:i w:val="false"/>
+                <w:iCs w:val="false"/>
+                <w:color w:val="000000"/>
+                <w:sz w:val="20"/>
+                <w:szCs w:val="20"/>
+              </w:rPr>
+              <w:t xml:space="preserve">: Think about string comparison character-by-character. What about when comparing integers to Booleans? --- ## Sample Answers ### Problem 1…</w:t>
+            </w:r>
+            <w:r>
+              <w:rPr>
+                <w:rFonts w:ascii="Arial" w:cs="Arial" w:eastAsia="Arial" w:hAnsi="Arial"/>
+                <w:sz w:val="20"/>
+                <w:szCs w:val="20"/>
+              </w:rPr>
+              <w:br/>
+              <w:t xml:space="preserve"/>
+            </w:r>
+            <w:r>
+              <w:rPr>
+                <w:rFonts w:ascii="Arial" w:cs="Arial" w:eastAsia="Arial" w:hAnsi="Arial"/>
+                <w:sz w:val="20"/>
+                <w:szCs w:val="20"/>
+              </w:rPr>
+              <w:br/>
+              <w:t xml:space="preserve"/>
+            </w:r>
+            <w:r>
+              <w:rPr>
+                <w:rFonts w:ascii="Arial" w:cs="Arial" w:eastAsia="Arial" w:hAnsi="Arial"/>
+                <w:b w:val="false"/>
+                <w:bCs w:val="false"/>
+                <w:i/>
+                <w:iCs/>
+                <w:color w:val="555555"/>
+                <w:sz w:val="20"/>
+                <w:szCs w:val="20"/>
+              </w:rPr>
+              <w:t xml:space="preserve">→ Teacher circulates — offer hints, check for understanding.</w:t>
             </w:r>
           </w:p>
         </w:tc>
@@ -493,9 +1307,9 @@
               <w:right w:val="single" w:color="CCCCCC" w:sz="1"/>
             </w:tcBorders>
             <w:tcMar>
-              <w:top w:type="dxa" w:w="60"/>
+              <w:top w:type="dxa" w:w="80"/>
               <w:left w:type="dxa" w:w="120"/>
-              <w:bottom w:type="dxa" w:w="60"/>
+              <w:bottom w:type="dxa" w:w="80"/>
               <w:right w:type="dxa" w:w="120"/>
             </w:tcMar>
           </w:tcPr>
@@ -522,20 +1336,90 @@
               <w:right w:val="single" w:color="CCCCCC" w:sz="1"/>
             </w:tcBorders>
             <w:tcMar>
-              <w:top w:type="dxa" w:w="60"/>
+              <w:top w:type="dxa" w:w="80"/>
               <w:left w:type="dxa" w:w="120"/>
-              <w:bottom w:type="dxa" w:w="60"/>
+              <w:bottom w:type="dxa" w:w="80"/>
               <w:right w:type="dxa" w:w="120"/>
             </w:tcMar>
           </w:tcPr>
           <w:p>
-            <w:r>
-              <w:rPr>
-                <w:rFonts w:ascii="Arial" w:cs="Arial" w:eastAsia="Arial" w:hAnsi="Arial"/>
-                <w:sz w:val="20"/>
-                <w:szCs w:val="20"/>
+            <w:pPr>
+              <w:spacing w:after="80" w:before="80"/>
+            </w:pPr>
+            <w:r>
+              <w:rPr>
+                <w:rFonts w:ascii="Arial" w:cs="Arial" w:eastAsia="Arial" w:hAnsi="Arial"/>
+                <w:b/>
+                <w:bCs/>
+                <w:i w:val="false"/>
+                <w:iCs w:val="false"/>
+                <w:color w:val="000000"/>
+                <w:sz w:val="22"/>
+                <w:szCs w:val="22"/>
               </w:rPr>
               <w:t xml:space="preserve">Exit Ticket / Wrap-Up</w:t>
+            </w:r>
+            <w:r>
+              <w:rPr>
+                <w:rFonts w:ascii="Arial" w:cs="Arial" w:eastAsia="Arial" w:hAnsi="Arial"/>
+                <w:sz w:val="20"/>
+                <w:szCs w:val="20"/>
+              </w:rPr>
+              <w:br/>
+              <w:t xml:space="preserve"/>
+            </w:r>
+            <w:r>
+              <w:rPr>
+                <w:rFonts w:ascii="Arial" w:cs="Arial" w:eastAsia="Arial" w:hAnsi="Arial"/>
+                <w:sz w:val="20"/>
+                <w:szCs w:val="20"/>
+              </w:rPr>
+              <w:br/>
+              <w:t xml:space="preserve"/>
+            </w:r>
+            <w:r>
+              <w:rPr>
+                <w:rFonts w:ascii="Arial" w:cs="Arial" w:eastAsia="Arial" w:hAnsi="Arial"/>
+                <w:b w:val="false"/>
+                <w:bCs w:val="false"/>
+                <w:i w:val="false"/>
+                <w:iCs w:val="false"/>
+                <w:color w:val="000000"/>
+                <w:sz w:val="20"/>
+                <w:szCs w:val="20"/>
+              </w:rPr>
+              <w:t xml:space="preserve">Quick Check: Evaluate Boolean expressions and understand comparison operators (==, !=, &lt;, &gt;, &lt;=, &gt;=)?</w:t>
+            </w:r>
+            <w:r>
+              <w:rPr>
+                <w:rFonts w:ascii="Arial" w:cs="Arial" w:eastAsia="Arial" w:hAnsi="Arial"/>
+                <w:sz w:val="20"/>
+                <w:szCs w:val="20"/>
+              </w:rPr>
+              <w:br/>
+              <w:t xml:space="preserve"/>
+            </w:r>
+            <w:r>
+              <w:rPr>
+                <w:rFonts w:ascii="Arial" w:cs="Arial" w:eastAsia="Arial" w:hAnsi="Arial"/>
+                <w:sz w:val="20"/>
+                <w:szCs w:val="20"/>
+              </w:rPr>
+              <w:br/>
+              <w:t xml:space="preserve"/>
+            </w:r>
+            <w:r>
+              <w:rPr>
+                <w:rFonts w:ascii="Arial" w:cs="Arial" w:eastAsia="Arial" w:hAnsi="Arial"/>
+                <w:b w:val="false"/>
+                <w:bCs w:val="false"/>
+                <w:i/>
+                <w:iCs/>
+                <w:color w:val="555555"/>
+                <w:sz w:val="20"/>
+                <w:szCs w:val="20"/>
+              </w:rPr>
+              <w:t xml:space="preserve">→ 3–2–1: Name 3 things learned, 2 new vocab words, 1 question you still have.</w:t>
             </w:r>
           </w:p>
         </w:tc>
@@ -816,19 +1700,6 @@
                 <w:sz w:val="18"/>
                 <w:szCs w:val="18"/>
               </w:rPr>
-              <w:t xml:space="preserve"># Numeric comparisons</w:t>
-            </w:r>
-          </w:p>
-          <w:p>
-            <w:pPr>
-              <w:spacing w:after="20"/>
-            </w:pPr>
-            <w:r>
-              <w:rPr>
-                <w:rFonts w:ascii="Courier New" w:cs="Courier New" w:eastAsia="Courier New" w:hAnsi="Courier New"/>
-                <w:sz w:val="18"/>
-                <w:szCs w:val="18"/>
-              </w:rPr>
               <w:t xml:space="preserve">print(5 &gt; 3)           # True</w:t>
             </w:r>
           </w:p>
@@ -920,7 +1791,7 @@
                 <w:sz w:val="18"/>
                 <w:szCs w:val="18"/>
               </w:rPr>
-              <w:t xml:space="preserve"># String comparisons (alphabetical)</w:t>
+              <w:t xml:space="preserve"> </w:t>
             </w:r>
           </w:p>
           <w:p>
@@ -998,7 +1869,7 @@
                 <w:sz w:val="18"/>
                 <w:szCs w:val="18"/>
               </w:rPr>
-              <w:t xml:space="preserve"># Variable comparisons</w:t>
+              <w:t xml:space="preserve"> </w:t>
             </w:r>
           </w:p>
           <w:p>
@@ -1089,7 +1960,7 @@
                 <w:sz w:val="18"/>
                 <w:szCs w:val="18"/>
               </w:rPr>
-              <w:t xml:space="preserve"># Type of comparison — result is a Boolean</w:t>
+              <w:t xml:space="preserve"> </w:t>
             </w:r>
           </w:p>
           <w:p>
@@ -1141,7 +2012,7 @@
                 <w:sz w:val="18"/>
                 <w:szCs w:val="18"/>
               </w:rPr>
-              <w:t xml:space="preserve"># Chaining comparisons (Pythonic!)</w:t>
+              <w:t xml:space="preserve"> </w:t>
             </w:r>
           </w:p>
           <w:p>
@@ -1221,19 +2092,6 @@
                 <w:sz w:val="18"/>
                 <w:szCs w:val="18"/>
               </w:rPr>
-              <w:t xml:space="preserve"># Starter code</w:t>
-            </w:r>
-          </w:p>
-          <w:p>
-            <w:pPr>
-              <w:spacing w:after="20"/>
-            </w:pPr>
-            <w:r>
-              <w:rPr>
-                <w:rFonts w:ascii="Courier New" w:cs="Courier New" w:eastAsia="Courier New" w:hAnsi="Courier New"/>
-                <w:sz w:val="18"/>
-                <w:szCs w:val="18"/>
-              </w:rPr>
               <w:t xml:space="preserve">print()</w:t>
             </w:r>
           </w:p>
@@ -1552,19 +2410,6 @@
                 <w:sz w:val="18"/>
                 <w:szCs w:val="18"/>
               </w:rPr>
-              <w:t xml:space="preserve"># Smallest: "apple"</w:t>
-            </w:r>
-          </w:p>
-          <w:p>
-            <w:pPr>
-              <w:spacing w:after="20"/>
-            </w:pPr>
-            <w:r>
-              <w:rPr>
-                <w:rFonts w:ascii="Courier New" w:cs="Courier New" w:eastAsia="Courier New" w:hAnsi="Courier New"/>
-                <w:sz w:val="18"/>
-                <w:szCs w:val="18"/>
-              </w:rPr>
               <w:t xml:space="preserve">print("apple" &lt; "apricot" and "apple" &lt; "banana")  # True</w:t>
             </w:r>
           </w:p>
@@ -1591,7 +2436,7 @@
                 <w:sz w:val="18"/>
                 <w:szCs w:val="18"/>
               </w:rPr>
-              <w:t xml:space="preserve"># Largest: "banana"</w:t>
+              <w:t xml:space="preserve"> </w:t>
             </w:r>
           </w:p>
           <w:p>
@@ -1630,7 +2475,7 @@
                 <w:sz w:val="18"/>
                 <w:szCs w:val="18"/>
               </w:rPr>
-              <w:t xml:space="preserve"># "apricot" between "apple" and "banana"?</w:t>
+              <w:t xml:space="preserve"> </w:t>
             </w:r>
           </w:p>
           <w:p>

--- a/Coding 1 - year/Unit 3 - Conditionals/Daily Lesson Plans/Word/Day 46.docx
+++ b/Coding 1 - year/Unit 3 - Conditionals/Daily Lesson Plans/Word/Day 46.docx
@@ -380,7 +380,7 @@
                 <w:sz w:val="20"/>
                 <w:szCs w:val="20"/>
               </w:rPr>
-              <w:t xml:space="preserve">    In your own words: Evaluate Boolean expressions and understand comparison operators (==, !=, &lt;, &gt;, &lt;=, &gt;=)?</w:t>
+              <w:t xml:space="preserve">    What would you look for if asked to evaluate Boolean expressions and understand comparison operators (==, !=, &lt;, &gt;, &lt;=, &gt;=)? List 2-3 things you'd check.</w:t>
             </w:r>
             <w:r>
               <w:rPr>
@@ -477,7 +477,7 @@
                 <w:sz w:val="20"/>
                 <w:szCs w:val="20"/>
               </w:rPr>
-              <w:t xml:space="preserve">Today's Goal: By the end of class you will be able to evaluate Boolean expressions and understand comparison operators (==, !=, &lt;, &gt;, &lt;=, &gt;=).</w:t>
+              <w:t xml:space="preserve">Today’s Goal: By the end of class you will be able to evaluate Boolean expressions and understand comparison operators (==, !=, &lt;, &gt;, &lt;=, &gt;=).</w:t>
             </w:r>
             <w:r>
               <w:rPr>
@@ -1388,7 +1388,7 @@
                 <w:sz w:val="20"/>
                 <w:szCs w:val="20"/>
               </w:rPr>
-              <w:t xml:space="preserve">Quick Check: Evaluate Boolean expressions and understand comparison operators (==, !=, &lt;, &gt;, &lt;=, &gt;=)?</w:t>
+              <w:t xml:space="preserve">What are two important things to check when you evaluate Boolean expressions and understand comparison operators (==, !=, &lt;, &gt;, &lt;=, &gt;=)? Why do they matter?</w:t>
             </w:r>
             <w:r>
               <w:rPr>

--- a/Coding 1 - year/Unit 3 - Conditionals/Daily Lesson Plans/Word/Day 46.docx
+++ b/Coding 1 - year/Unit 3 - Conditionals/Daily Lesson Plans/Word/Day 46.docx
@@ -1190,7 +1190,7 @@
                 <w:sz w:val="20"/>
                 <w:szCs w:val="20"/>
               </w:rPr>
-              <w:t xml:space="preserve">: Try mixing numbers, strings, and comparisons. What happens when you compare a number to a string? -</w:t>
+              <w:t xml:space="preserve">Determine which is smallest alphabetically</w:t>
             </w:r>
             <w:r>
               <w:rPr>
@@ -1225,7 +1225,7 @@
                 <w:sz w:val="20"/>
                 <w:szCs w:val="20"/>
               </w:rPr>
-              <w:t xml:space="preserve">: Remember alphabetical (lexicographic) order: "a" &lt; "b" &lt; "c", etc. -</w:t>
+              <w:t xml:space="preserve">Determine which is largest alphabetically</w:t>
             </w:r>
             <w:r>
               <w:rPr>
@@ -1260,7 +1260,7 @@
                 <w:sz w:val="20"/>
                 <w:szCs w:val="20"/>
               </w:rPr>
-              <w:t xml:space="preserve">: Think about string comparison character-by-character. What about when comparing integers to Booleans? --- ## Sample Answers ### Problem 1…</w:t>
+              <w:t xml:space="preserve">Check if "apricot" is between "apple" and "banana"</w:t>
             </w:r>
             <w:r>
               <w:rPr>
@@ -1631,6 +1631,19 @@
           <w:szCs w:val="20"/>
         </w:rPr>
         <w:t xml:space="preserve">Strings are compared alphabetically (lexicographically): "apple" &lt; "banana" is True because "a" comes before "b" in the alphabet.</w:t>
+      </w:r>
+    </w:p>
+    <w:p>
+      <w:pPr>
+        <w:spacing w:after="60"/>
+      </w:pPr>
+      <w:r>
+        <w:rPr>
+          <w:rFonts w:ascii="Arial" w:cs="Arial" w:eastAsia="Arial" w:hAnsi="Arial"/>
+          <w:sz w:val="20"/>
+          <w:szCs w:val="20"/>
+        </w:rPr>
+        <w:t xml:space="preserve">Boolean expressions are True or False. Comparison operators let you compare values and create Boolean expressions. These are the building blocks for conditional statements coming next!</w:t>
       </w:r>
     </w:p>
     <w:p>
@@ -2863,7 +2876,7 @@
           <w:sz w:val="20"/>
           <w:szCs w:val="20"/>
         </w:rPr>
-        <w:t xml:space="preserve">: Try mixing numbers, strings, and comparisons. What happens when you compare a number to a string? -</w:t>
+        <w:t xml:space="preserve">Determine which is smallest alphabetically</w:t>
       </w:r>
     </w:p>
     <w:p>
@@ -2886,7 +2899,7 @@
           <w:sz w:val="20"/>
           <w:szCs w:val="20"/>
         </w:rPr>
-        <w:t xml:space="preserve">: Remember alphabetical (lexicographic) order: "a" &lt; "b" &lt; "c", etc. -</w:t>
+        <w:t xml:space="preserve">Determine which is largest alphabetically</w:t>
       </w:r>
     </w:p>
     <w:p>
@@ -2909,7 +2922,7 @@
           <w:sz w:val="20"/>
           <w:szCs w:val="20"/>
         </w:rPr>
-        <w:t xml:space="preserve">: Think about string comparison character-by-character. What about when comparing integers to Booleans? --- ## Sample Answers ### Problem 1 Example ### Problem 2 Example ### Problem 3 Example --- ## Key Takeaway Boolean expressions are True or False. Comparison operators let you compare values and c</w:t>
+        <w:t xml:space="preserve">Check if "apricot" is between "apple" and "banana"</w:t>
       </w:r>
     </w:p>
     <w:p>

--- a/Coding 1 - year/Unit 3 - Conditionals/Daily Lesson Plans/Word/Day 46.docx
+++ b/Coding 1 - year/Unit 3 - Conditionals/Daily Lesson Plans/Word/Day 46.docx
@@ -1190,7 +1190,7 @@
                 <w:sz w:val="20"/>
                 <w:szCs w:val="20"/>
               </w:rPr>
-              <w:t xml:space="preserve">Determine which is smallest alphabetically</w:t>
+              <w:t xml:space="preserve">Write 5 comparison expressions using numbers and strings. Predict the output before running, then verify. Requirement: Mix numeric and strin…</w:t>
             </w:r>
             <w:r>
               <w:rPr>
@@ -1225,7 +1225,7 @@
                 <w:sz w:val="20"/>
                 <w:szCs w:val="20"/>
               </w:rPr>
-              <w:t xml:space="preserve">Determine which is largest alphabetically</w:t>
+              <w:t xml:space="preserve">Compare the three strings: "apple", "banana", "apricot". Write print statements to: 1. Determine which is smallest alphabetically 2. Determi…</w:t>
             </w:r>
             <w:r>
               <w:rPr>
@@ -1260,7 +1260,7 @@
                 <w:sz w:val="20"/>
                 <w:szCs w:val="20"/>
               </w:rPr>
-              <w:t xml:space="preserve">Check if "apricot" is between "apple" and "banana"</w:t>
+              <w:t xml:space="preserve">Predict the output of each expression. Explain your reasoning: Challenge: Why does "5" &gt; "3" give a different result than 5 &gt; 3? ---…</w:t>
             </w:r>
             <w:r>
               <w:rPr>
@@ -2876,7 +2876,7 @@
           <w:sz w:val="20"/>
           <w:szCs w:val="20"/>
         </w:rPr>
-        <w:t xml:space="preserve">Determine which is smallest alphabetically</w:t>
+        <w:t xml:space="preserve">Beginner Write 5 comparison expressions using numbers and strings. Predict the output before running, then verify. Requirement: Mix numeric and string comparisons. Include at least one inequality (!=). ---</w:t>
       </w:r>
     </w:p>
     <w:p>
@@ -2899,7 +2899,7 @@
           <w:sz w:val="20"/>
           <w:szCs w:val="20"/>
         </w:rPr>
-        <w:t xml:space="preserve">Determine which is largest alphabetically</w:t>
+        <w:t xml:space="preserve">Intermediate Compare the three strings: "apple", "banana", "apricot". Write print statements to: 1. Determine which is smallest alphabetically 2. Determine which is largest alphabetically 3. Check if "apricot" is between "apple" and "banana" Hint: Use comparison operators and remember alphabetical o</w:t>
       </w:r>
     </w:p>
     <w:p>
@@ -2922,7 +2922,7 @@
           <w:sz w:val="20"/>
           <w:szCs w:val="20"/>
         </w:rPr>
-        <w:t xml:space="preserve">Check if "apricot" is between "apple" and "banana"</w:t>
+        <w:t xml:space="preserve">Challenge Predict the output of each expression. Explain your reasoning: Challenge: Why does "5" &gt; "3" give a different result than 5 &gt; 3? ---</w:t>
       </w:r>
     </w:p>
     <w:p>
